--- a/DSDA_4815_Syllabusv2.docx
+++ b/DSDA_4815_Syllabusv2.docx
@@ -46,13 +46,8 @@
         </w:rPr>
         <w:t xml:space="preserve">Office Hours: </w:t>
       </w:r>
-      <w:proofErr w:type="spellStart"/>
-      <w:r>
-        <w:t>TTh</w:t>
-      </w:r>
-      <w:proofErr w:type="spellEnd"/>
-      <w:r>
-        <w:t xml:space="preserve"> 10:30-noon (or by appointment)</w:t>
+      <w:r>
+        <w:t>TTh 10:30-noon (or by appointment)</w:t>
       </w:r>
     </w:p>
     <w:p>
@@ -413,15 +408,7 @@
         </w:numPr>
       </w:pPr>
       <w:r>
-        <w:t xml:space="preserve">Interactive dashboards (Shiny, </w:t>
-      </w:r>
-      <w:proofErr w:type="spellStart"/>
-      <w:r>
-        <w:t>Streamlit</w:t>
-      </w:r>
-      <w:proofErr w:type="spellEnd"/>
-      <w:r>
-        <w:t>, Dash)</w:t>
+        <w:t>Interactive dashboards (Shiny, Streamlit, Dash)</w:t>
       </w:r>
     </w:p>
     <w:p>
@@ -494,15 +481,7 @@
         <w:spacing w:after="80"/>
       </w:pPr>
       <w:r>
-        <w:t xml:space="preserve">Topics from the </w:t>
-      </w:r>
-      <w:proofErr w:type="spellStart"/>
-      <w:r>
-        <w:t>PeerJ</w:t>
-      </w:r>
-      <w:proofErr w:type="spellEnd"/>
-      <w:r>
-        <w:t xml:space="preserve"> collection on Practical Data Science for Stats</w:t>
+        <w:t>Topics from the PeerJ collection on Practical Data Science for Stats</w:t>
       </w:r>
     </w:p>
     <w:p>
@@ -610,8 +589,8 @@
         <w:tblLook w:val="04A0" w:firstRow="1" w:lastRow="0" w:firstColumn="1" w:lastColumn="0" w:noHBand="0" w:noVBand="1"/>
       </w:tblPr>
       <w:tblGrid>
-        <w:gridCol w:w="1199"/>
-        <w:gridCol w:w="2800"/>
+        <w:gridCol w:w="1200"/>
+        <w:gridCol w:w="2799"/>
         <w:gridCol w:w="5359"/>
       </w:tblGrid>
       <w:tr>
@@ -718,6 +697,14 @@
             <w:r>
               <w:t>1</w:t>
             </w:r>
+            <w:r>
+              <w:t xml:space="preserve"> </w:t>
+            </w:r>
+          </w:p>
+          <w:p>
+            <w:r>
+              <w:t>(1/20-22)</w:t>
+            </w:r>
           </w:p>
         </w:tc>
         <w:tc>
@@ -786,6 +773,14 @@
             <w:r>
               <w:t>2</w:t>
             </w:r>
+            <w:r>
+              <w:t xml:space="preserve"> </w:t>
+            </w:r>
+          </w:p>
+          <w:p>
+            <w:r>
+              <w:t>(1/27-29)</w:t>
+            </w:r>
           </w:p>
         </w:tc>
         <w:tc>
@@ -868,6 +863,14 @@
           <w:p>
             <w:r>
               <w:t>3</w:t>
+            </w:r>
+            <w:r>
+              <w:t xml:space="preserve"> </w:t>
+            </w:r>
+          </w:p>
+          <w:p>
+            <w:r>
+              <w:t>(2/3-5)</w:t>
             </w:r>
           </w:p>
         </w:tc>
@@ -947,6 +950,14 @@
             <w:r>
               <w:t>4</w:t>
             </w:r>
+            <w:r>
+              <w:t xml:space="preserve"> </w:t>
+            </w:r>
+          </w:p>
+          <w:p>
+            <w:r>
+              <w:t>(2/10-12)</w:t>
+            </w:r>
           </w:p>
         </w:tc>
         <w:tc>
@@ -1026,6 +1037,14 @@
             <w:r>
               <w:t>5</w:t>
             </w:r>
+            <w:r>
+              <w:t xml:space="preserve"> </w:t>
+            </w:r>
+          </w:p>
+          <w:p>
+            <w:r>
+              <w:t>(2/17-19)</w:t>
+            </w:r>
           </w:p>
         </w:tc>
         <w:tc>
@@ -1104,7 +1123,13 @@
           </w:tcPr>
           <w:p>
             <w:r>
+              <w:lastRenderedPageBreak/>
               <w:t>6</w:t>
+            </w:r>
+          </w:p>
+          <w:p>
+            <w:r>
+              <w:t>(2/24-28)</w:t>
             </w:r>
           </w:p>
         </w:tc>
@@ -1175,9 +1200,19 @@
           </w:tcPr>
           <w:p>
             <w:r>
-              <w:lastRenderedPageBreak/>
               <w:t>7</w:t>
             </w:r>
+            <w:r>
+              <w:t xml:space="preserve"> </w:t>
+            </w:r>
+          </w:p>
+          <w:p>
+            <w:r>
+              <w:t>(3/</w:t>
+            </w:r>
+            <w:r>
+              <w:t>3-5)</w:t>
+            </w:r>
           </w:p>
         </w:tc>
         <w:tc>
@@ -1223,18 +1258,10 @@
           </w:tcPr>
           <w:p>
             <w:r>
-              <w:t xml:space="preserve">Capstone project </w:t>
-            </w:r>
-            <w:proofErr w:type="gramStart"/>
-            <w:r>
-              <w:t>development</w:t>
-            </w:r>
-            <w:r>
-              <w:t>;</w:t>
-            </w:r>
-            <w:proofErr w:type="gramEnd"/>
-            <w:r>
-              <w:t xml:space="preserve"> Training project continues</w:t>
+              <w:t>Capstone project development</w:t>
+            </w:r>
+            <w:r>
+              <w:t>; Training project continues</w:t>
             </w:r>
           </w:p>
         </w:tc>
@@ -1260,6 +1287,14 @@
             <w:r>
               <w:t>8</w:t>
             </w:r>
+            <w:r>
+              <w:t xml:space="preserve"> </w:t>
+            </w:r>
+          </w:p>
+          <w:p>
+            <w:r>
+              <w:t>(3/10-12)</w:t>
+            </w:r>
           </w:p>
         </w:tc>
         <w:tc>
@@ -1283,6 +1318,11 @@
               <w:t xml:space="preserve">Project development </w:t>
             </w:r>
           </w:p>
+          <w:p>
+            <w:r>
+              <w:t>Speaker</w:t>
+            </w:r>
+          </w:p>
         </w:tc>
         <w:tc>
           <w:tcPr>
@@ -1302,18 +1342,15 @@
           </w:tcPr>
           <w:p>
             <w:r>
-              <w:t xml:space="preserve">Capstone project </w:t>
-            </w:r>
-            <w:proofErr w:type="gramStart"/>
-            <w:r>
-              <w:t>development</w:t>
-            </w:r>
-            <w:r>
-              <w:t>;</w:t>
-            </w:r>
-            <w:proofErr w:type="gramEnd"/>
-            <w:r>
-              <w:t xml:space="preserve"> Training project continues</w:t>
+              <w:t>Capstone project development</w:t>
+            </w:r>
+            <w:r>
+              <w:t xml:space="preserve">; </w:t>
+            </w:r>
+          </w:p>
+          <w:p>
+            <w:r>
+              <w:t>Angela Eichhorst, CT Mirror</w:t>
             </w:r>
           </w:p>
         </w:tc>
@@ -1340,6 +1377,11 @@
               <w:t>9</w:t>
             </w:r>
           </w:p>
+          <w:p>
+            <w:r>
+              <w:t>(3/17-19)</w:t>
+            </w:r>
+          </w:p>
         </w:tc>
         <w:tc>
           <w:tcPr>
@@ -1359,7 +1401,7 @@
           </w:tcPr>
           <w:p>
             <w:r>
-              <w:t>Training and Interim Presentation</w:t>
+              <w:t>Spring break</w:t>
             </w:r>
           </w:p>
         </w:tc>
@@ -1381,15 +1423,27 @@
           </w:tcPr>
           <w:p>
             <w:r>
+              <w:rPr>
+                <w:strike/>
+              </w:rPr>
               <w:t xml:space="preserve">Training project </w:t>
             </w:r>
             <w:r>
+              <w:rPr>
+                <w:strike/>
+              </w:rPr>
               <w:t>presentations</w:t>
             </w:r>
             <w:r>
+              <w:rPr>
+                <w:strike/>
+              </w:rPr>
               <w:t xml:space="preserve"> (30 min each</w:t>
             </w:r>
             <w:r>
+              <w:rPr>
+                <w:strike/>
+              </w:rPr>
               <w:t xml:space="preserve"> 2 teams</w:t>
             </w:r>
             <w:r>
@@ -1425,6 +1479,23 @@
               <w:t>10</w:t>
             </w:r>
           </w:p>
+          <w:p>
+            <w:r>
+              <w:t>(3/</w:t>
+            </w:r>
+            <w:r>
+              <w:t>24</w:t>
+            </w:r>
+            <w:r>
+              <w:t>-2</w:t>
+            </w:r>
+            <w:r>
+              <w:t>6</w:t>
+            </w:r>
+            <w:r>
+              <w:t>)</w:t>
+            </w:r>
+          </w:p>
         </w:tc>
         <w:tc>
           <w:tcPr>
@@ -1442,7 +1513,16 @@
               <w:right w:w="120" w:type="dxa"/>
             </w:tcMar>
           </w:tcPr>
-          <w:p/>
+          <w:p>
+            <w:r>
+              <w:t>T: Interim presentation (1)</w:t>
+            </w:r>
+          </w:p>
+          <w:p>
+            <w:r>
+              <w:t>Th: Speaker</w:t>
+            </w:r>
+          </w:p>
         </w:tc>
         <w:tc>
           <w:tcPr>
@@ -1466,6 +1546,17 @@
             </w:r>
             <w:r>
               <w:t xml:space="preserve"> (20 min +10 min feedback</w:t>
+            </w:r>
+          </w:p>
+          <w:p>
+            <w:r>
+              <w:t>Scott Gaul (</w:t>
+            </w:r>
+            <w:r>
+              <w:t xml:space="preserve">Chief Data Officer, CT </w:t>
+            </w:r>
+            <w:r>
+              <w:t>OPM)</w:t>
             </w:r>
           </w:p>
         </w:tc>
@@ -1492,6 +1583,29 @@
               <w:t>11</w:t>
             </w:r>
           </w:p>
+          <w:p>
+            <w:r>
+              <w:rPr>
+                <w:sz w:val="22"/>
+                <w:szCs w:val="22"/>
+              </w:rPr>
+              <w:t>(3/31-</w:t>
+            </w:r>
+            <w:r>
+              <w:rPr>
+                <w:sz w:val="22"/>
+                <w:szCs w:val="22"/>
+              </w:rPr>
+              <w:t>4/</w:t>
+            </w:r>
+            <w:r>
+              <w:rPr>
+                <w:sz w:val="22"/>
+                <w:szCs w:val="22"/>
+              </w:rPr>
+              <w:t>2)</w:t>
+            </w:r>
+          </w:p>
         </w:tc>
         <w:tc>
           <w:tcPr>
@@ -1511,11 +1625,13 @@
           </w:tcPr>
           <w:p>
             <w:r>
-              <w:rPr>
-                <w:i/>
-                <w:iCs/>
-              </w:rPr>
-              <w:t>Spring Break</w:t>
+              <w:t>T/Th Interim presentations (2-</w:t>
+            </w:r>
+            <w:r>
+              <w:t>5</w:t>
+            </w:r>
+            <w:r>
+              <w:t>)</w:t>
             </w:r>
           </w:p>
         </w:tc>
@@ -1535,15 +1651,7 @@
               <w:right w:w="120" w:type="dxa"/>
             </w:tcMar>
           </w:tcPr>
-          <w:p>
-            <w:r>
-              <w:rPr>
-                <w:i/>
-                <w:iCs/>
-              </w:rPr>
-              <w:t>No class - Independent project work</w:t>
-            </w:r>
-          </w:p>
+          <w:p/>
         </w:tc>
       </w:tr>
       <w:tr>
@@ -1568,6 +1676,14 @@
               <w:t>12</w:t>
             </w:r>
           </w:p>
+          <w:p>
+            <w:r>
+              <w:t>(4/</w:t>
+            </w:r>
+            <w:r>
+              <w:t>7-9)</w:t>
+            </w:r>
+          </w:p>
         </w:tc>
         <w:tc>
           <w:tcPr>
@@ -1587,12 +1703,10 @@
           </w:tcPr>
           <w:p>
             <w:r>
-              <w:t>T: Interim presentation (1)</w:t>
-            </w:r>
-          </w:p>
-          <w:p>
-            <w:r>
-              <w:t>Th: Speaker</w:t>
+              <w:t>Open</w:t>
+            </w:r>
+            <w:r>
+              <w:t xml:space="preserve"> week</w:t>
             </w:r>
           </w:p>
         </w:tc>
@@ -1614,7 +1728,7 @@
           </w:tcPr>
           <w:p>
             <w:r>
-              <w:t>Space here to allow for speakers scheduling above</w:t>
+              <w:t>Work on final presentations</w:t>
             </w:r>
           </w:p>
         </w:tc>
@@ -1640,6 +1754,14 @@
             <w:r>
               <w:t>13</w:t>
             </w:r>
+            <w:r>
+              <w:t xml:space="preserve"> </w:t>
+            </w:r>
+          </w:p>
+          <w:p>
+            <w:r>
+              <w:t>(4/14-16)</w:t>
+            </w:r>
           </w:p>
         </w:tc>
         <w:tc>
@@ -1660,7 +1782,18 @@
           </w:tcPr>
           <w:p>
             <w:r>
-              <w:t>T/Th Interim presentations (2-4)</w:t>
+              <w:t xml:space="preserve">T: </w:t>
+            </w:r>
+            <w:r>
+              <w:t>Speaker</w:t>
+            </w:r>
+          </w:p>
+          <w:p>
+            <w:r>
+              <w:t xml:space="preserve">Th: </w:t>
+            </w:r>
+            <w:r>
+              <w:t>Open</w:t>
             </w:r>
           </w:p>
         </w:tc>
@@ -1680,6 +1813,17 @@
               <w:right w:w="120" w:type="dxa"/>
             </w:tcMar>
           </w:tcPr>
+          <w:p>
+            <w:r>
+              <w:t>Kayleigh</w:t>
+            </w:r>
+            <w:r>
+              <w:t xml:space="preserve"> </w:t>
+            </w:r>
+            <w:r>
+              <w:t>Ryherd, Newsela</w:t>
+            </w:r>
+          </w:p>
           <w:p>
             <w:r>
               <w:t>Space here to allow for speakers scheduling above</w:t>
@@ -1709,6 +1853,14 @@
               <w:t>14</w:t>
             </w:r>
           </w:p>
+          <w:p>
+            <w:r>
+              <w:t>(4/</w:t>
+            </w:r>
+            <w:r>
+              <w:t>21-23)</w:t>
+            </w:r>
+          </w:p>
         </w:tc>
         <w:tc>
           <w:tcPr>
@@ -1728,18 +1880,19 @@
           </w:tcPr>
           <w:p>
             <w:r>
-              <w:t>Speaker</w:t>
-            </w:r>
-          </w:p>
-          <w:p>
-            <w:r>
               <w:t>Final Presentations</w:t>
             </w:r>
             <w:r>
               <w:t xml:space="preserve"> </w:t>
             </w:r>
             <w:r>
-              <w:t>(1 and 2)</w:t>
+              <w:t>(1</w:t>
+            </w:r>
+            <w:r>
+              <w:t>-4</w:t>
+            </w:r>
+            <w:r>
+              <w:t>)</w:t>
             </w:r>
           </w:p>
         </w:tc>
@@ -1795,6 +1948,11 @@
               <w:t>15</w:t>
             </w:r>
           </w:p>
+          <w:p>
+            <w:r>
+              <w:t>(4/28/30)</w:t>
+            </w:r>
+          </w:p>
         </w:tc>
         <w:tc>
           <w:tcPr>
@@ -1814,12 +1972,19 @@
           </w:tcPr>
           <w:p>
             <w:r>
-              <w:t>Final Presentation (3,4)</w:t>
-            </w:r>
-          </w:p>
-          <w:p>
-            <w:r>
-              <w:t>Final presentation (wrap up)</w:t>
+              <w:t>Final Presentation (</w:t>
+            </w:r>
+            <w:r>
+              <w:t>5</w:t>
+            </w:r>
+            <w:r>
+              <w:t>) (</w:t>
+            </w:r>
+            <w:r>
+              <w:t xml:space="preserve">5) </w:t>
+            </w:r>
+            <w:r>
+              <w:t>wrap up)</w:t>
             </w:r>
           </w:p>
         </w:tc>
@@ -2178,6 +2343,7 @@
                 <w:b/>
                 <w:bCs/>
               </w:rPr>
+              <w:lastRenderedPageBreak/>
               <w:t>Data Ethics</w:t>
             </w:r>
           </w:p>
@@ -2215,7 +2381,6 @@
           <w:b/>
           <w:bCs/>
         </w:rPr>
-        <w:lastRenderedPageBreak/>
         <w:t>Project Topic Guidelines:</w:t>
       </w:r>
     </w:p>
@@ -3218,16 +3383,11 @@
       <w:r>
         <w:t xml:space="preserve">core </w:t>
       </w:r>
-      <w:proofErr w:type="gramStart"/>
       <w:r>
         <w:t>classes</w:t>
       </w:r>
       <w:r>
-        <w:t>, but</w:t>
-      </w:r>
-      <w:proofErr w:type="gramEnd"/>
-      <w:r>
-        <w:t xml:space="preserve"> might be something you worked on</w:t>
+        <w:t>, but might be something you worked on</w:t>
       </w:r>
       <w:r>
         <w:t xml:space="preserve"> and think might be widely useful.</w:t>
@@ -3285,18 +3445,11 @@
           <w:b/>
           <w:bCs/>
         </w:rPr>
+        <w:lastRenderedPageBreak/>
         <w:t xml:space="preserve">Project Proposal (5%): </w:t>
       </w:r>
       <w:r>
-        <w:t xml:space="preserve">Due Week 4. Must </w:t>
-      </w:r>
-      <w:proofErr w:type="gramStart"/>
-      <w:r>
-        <w:t>include:</w:t>
-      </w:r>
-      <w:proofErr w:type="gramEnd"/>
-      <w:r>
-        <w:t xml:space="preserve"> research question, data source(s), planned methodology, preliminary results or data exploration, and how each of the five core skills will be addressed.</w:t>
+        <w:t>Due Week 4. Must include: research question, data source(s), planned methodology, preliminary results or data exploration, and how each of the five core skills will be addressed.</w:t>
       </w:r>
     </w:p>
     <w:p>
@@ -3346,7 +3499,6 @@
           <w:b/>
           <w:bCs/>
         </w:rPr>
-        <w:lastRenderedPageBreak/>
         <w:t xml:space="preserve">Final Presentation (20%): </w:t>
       </w:r>
       <w:r>
@@ -3409,18 +3561,10 @@
         <w:t>Each student serves as a consultant on one classmate's capstone project, providing ongoing feedback on methodology, code, and presentation. Consultants are expected to review their partner's GitHub repository</w:t>
       </w:r>
       <w:r>
-        <w:t xml:space="preserve"> or other source </w:t>
-      </w:r>
-      <w:proofErr w:type="gramStart"/>
-      <w:r>
-        <w:t>information,</w:t>
-      </w:r>
-      <w:r>
-        <w:t xml:space="preserve"> and</w:t>
-      </w:r>
-      <w:proofErr w:type="gramEnd"/>
-      <w:r>
-        <w:t xml:space="preserve"> provide substantive written feedback </w:t>
+        <w:t xml:space="preserve"> or other source information,</w:t>
+      </w:r>
+      <w:r>
+        <w:t xml:space="preserve"> and provide substantive written feedback </w:t>
       </w:r>
       <w:r>
         <w:t>following the</w:t>
@@ -3506,21 +3650,12 @@
       <w:pPr>
         <w:spacing w:before="80" w:after="80"/>
       </w:pPr>
-      <w:proofErr w:type="gramStart"/>
       <w:r>
         <w:rPr>
           <w:b/>
           <w:bCs/>
         </w:rPr>
-        <w:t>Recommended</w:t>
-      </w:r>
-      <w:proofErr w:type="gramEnd"/>
-      <w:r>
-        <w:rPr>
-          <w:b/>
-          <w:bCs/>
-        </w:rPr>
-        <w:t>:</w:t>
+        <w:t>Recommended:</w:t>
       </w:r>
     </w:p>
     <w:p>
@@ -3532,15 +3667,7 @@
         </w:numPr>
       </w:pPr>
       <w:r>
-        <w:t xml:space="preserve">James, G., Witten, D., Hastie, T., &amp; </w:t>
-      </w:r>
-      <w:proofErr w:type="spellStart"/>
-      <w:r>
-        <w:t>Tibshirani</w:t>
-      </w:r>
-      <w:proofErr w:type="spellEnd"/>
-      <w:r>
-        <w:t xml:space="preserve">, R. (2021). </w:t>
+        <w:t xml:space="preserve">James, G., Witten, D., Hastie, T., &amp; Tibshirani, R. (2021). </w:t>
       </w:r>
       <w:r>
         <w:rPr>
@@ -3633,13 +3760,8 @@
         </w:numPr>
         <w:spacing w:after="120"/>
       </w:pPr>
-      <w:proofErr w:type="spellStart"/>
-      <w:r>
-        <w:t>PeerJ</w:t>
-      </w:r>
-      <w:proofErr w:type="spellEnd"/>
-      <w:r>
-        <w:t xml:space="preserve"> Collection: Practical Data Science for Stats. </w:t>
+      <w:r>
+        <w:t xml:space="preserve">PeerJ Collection: Practical Data Science for Stats. </w:t>
       </w:r>
       <w:hyperlink r:id="rId10" w:history="1">
         <w:r>
@@ -3675,15 +3797,7 @@
         <w:t>R and RStudio</w:t>
       </w:r>
       <w:r>
-        <w:t xml:space="preserve"> (or Python with </w:t>
-      </w:r>
-      <w:proofErr w:type="spellStart"/>
-      <w:r>
-        <w:t>Jupyter</w:t>
-      </w:r>
-      <w:proofErr w:type="spellEnd"/>
-      <w:r>
-        <w:t>/VS Code): Primary analysis environment</w:t>
+        <w:t xml:space="preserve"> (or Python with Jupyter/VS Code): Primary analysis environment</w:t>
       </w:r>
     </w:p>
     <w:p>
@@ -3757,15 +3871,11 @@
         <w:spacing w:after="120"/>
       </w:pPr>
       <w:r>
-        <w:t xml:space="preserve">Generative AI tools (such as ChatGPT, GitHub Copilot, Claude) may be used as learning aids in this course. However, you must disclose any AI assistance in your </w:t>
-      </w:r>
-      <w:proofErr w:type="gramStart"/>
-      <w:r>
-        <w:t>submissions</w:t>
-      </w:r>
-      <w:proofErr w:type="gramEnd"/>
-      <w:r>
-        <w:t xml:space="preserve"> and you remain responsible for the accuracy and integrity of all work. AI-generated content submitted without attribution constitutes academic misconduct. Use of AI tools should support your learning, not replace it. The ethical implications of AI in data science will be discussed as part of our data ethics component.</w:t>
+        <w:t xml:space="preserve">Generative AI tools (such as ChatGPT, GitHub Copilot, Claude) may be used as learning aids in this course. However, you must disclose any AI assistance in your submissions and you remain responsible for the accuracy and integrity of all work. AI-generated content submitted without attribution constitutes academic misconduct. Use of AI tools should support your learning, not </w:t>
+      </w:r>
+      <w:r>
+        <w:lastRenderedPageBreak/>
+        <w:t>replace it. The ethical implications of AI in data science will be discussed as part of our data ethics component.</w:t>
       </w:r>
     </w:p>
     <w:p>
@@ -3781,7 +3891,6 @@
         <w:spacing w:after="120"/>
       </w:pPr>
       <w:r>
-        <w:lastRenderedPageBreak/>
         <w:t xml:space="preserve">This course adheres to the policies from the University Senate, the Office of Institutional Equity, the Office of the Provost, and Community Standards. See </w:t>
       </w:r>
       <w:hyperlink r:id="rId11" w:history="1">
@@ -3802,15 +3911,7 @@
         <w:spacing w:after="120"/>
       </w:pPr>
       <w:r>
-        <w:t xml:space="preserve">A fundamental tenet of all educational institutions is academic honesty; academic work depends upon respect for and acknowledgement of the research and ideas of others. Misrepresenting someone else's work as one's own is a serious offense in any academic setting and it will not be condoned. Academic misconduct includes, but is not limited to, providing or receiving assistance in a manner not authorized by the instructor in the creation of work to be submitted for academic evaluation (e.g., papers, projects, and examinations); any attempt to influence improperly (e.g., bribery, threats) any member of the faculty, staff, or administration of the University in any matter pertaining to academics or research; presenting, as one's own, the ideas or words of another for academic evaluation; doing unauthorized academic work for which another person will receive credit or be evaluated; and presenting the same or substantially the same papers or projects in two or more courses without the explicit permission of the instructors involved. A student who knowingly assists another student in committing an act of academic misconduct shall be equally accountable for the </w:t>
-      </w:r>
-      <w:proofErr w:type="gramStart"/>
-      <w:r>
-        <w:t>violation, and</w:t>
-      </w:r>
-      <w:proofErr w:type="gramEnd"/>
-      <w:r>
-        <w:t xml:space="preserve"> shall be subject to the sanctions and other remedies described in The Student Code.</w:t>
+        <w:t>A fundamental tenet of all educational institutions is academic honesty; academic work depends upon respect for and acknowledgement of the research and ideas of others. Misrepresenting someone else's work as one's own is a serious offense in any academic setting and it will not be condoned. Academic misconduct includes, but is not limited to, providing or receiving assistance in a manner not authorized by the instructor in the creation of work to be submitted for academic evaluation (e.g., papers, projects, and examinations); any attempt to influence improperly (e.g., bribery, threats) any member of the faculty, staff, or administration of the University in any matter pertaining to academics or research; presenting, as one's own, the ideas or words of another for academic evaluation; doing unauthorized academic work for which another person will receive credit or be evaluated; and presenting the same or substantially the same papers or projects in two or more courses without the explicit permission of the instructors involved. A student who knowingly assists another student in committing an act of academic misconduct shall be equally accountable for the violation, and shall be subject to the sanctions and other remedies described in The Student Code.</w:t>
       </w:r>
     </w:p>
     <w:p>
@@ -4021,13 +4122,8 @@
         </w:numPr>
         <w:spacing w:after="80"/>
       </w:pPr>
-      <w:proofErr w:type="spellStart"/>
-      <w:r>
-        <w:t>DrivenData</w:t>
-      </w:r>
-      <w:proofErr w:type="spellEnd"/>
-      <w:r>
-        <w:t xml:space="preserve"> (social impact challenges)</w:t>
+      <w:r>
+        <w:t>DrivenData (social impact challenges)</w:t>
       </w:r>
     </w:p>
     <w:p>
